--- a/docs/test-files/by-language/ja/ja_office.docx
+++ b/docs/test-files/by-language/ja/ja_office.docx
@@ -48,6 +48,26 @@
     <w:p>
       <w:r>
         <w:t>郵便番号: 100-0001</w:t>
+      </w:r>
+    </w:p>
+    <w:p>
+      <w:r>
+        <w:t>住所: 東京都千代田区千代田1-1</w:t>
+      </w:r>
+    </w:p>
+    <w:p>
+      <w:r>
+        <w:t>複合行: 山田太郎 電話 03-1234-5678 〒100-0001 住所: 東京都千代田区千代田1-1</w:t>
+      </w:r>
+    </w:p>
+    <w:p>
+      <w:r>
+        <w:t>日本語では対象外の米国ZIP: 10001</w:t>
+      </w:r>
+    </w:p>
+    <w:p>
+      <w:r>
+        <w:t>曖昧な場所メモ: 東京オフィス</w:t>
       </w:r>
     </w:p>
     <w:p>
